--- a/docs/Relatório A3 IA.docx
+++ b/docs/Relatório A3 IA.docx
@@ -465,7 +465,7 @@
                 <w:noProof/>
                 <w:webHidden/>
               </w:rPr>
-              <w:t>2</w:t>
+              <w:t>3</w:t>
             </w:r>
             <w:r>
               <w:rPr>
@@ -538,7 +538,7 @@
                 <w:noProof/>
                 <w:webHidden/>
               </w:rPr>
-              <w:t>3</w:t>
+              <w:t>4</w:t>
             </w:r>
             <w:r>
               <w:rPr>
@@ -611,7 +611,7 @@
                 <w:noProof/>
                 <w:webHidden/>
               </w:rPr>
-              <w:t>3</w:t>
+              <w:t>4</w:t>
             </w:r>
             <w:r>
               <w:rPr>
@@ -757,7 +757,7 @@
                 <w:noProof/>
                 <w:webHidden/>
               </w:rPr>
-              <w:t>4</w:t>
+              <w:t>5</w:t>
             </w:r>
             <w:r>
               <w:rPr>
@@ -830,7 +830,7 @@
                 <w:noProof/>
                 <w:webHidden/>
               </w:rPr>
-              <w:t>4</w:t>
+              <w:t>5</w:t>
             </w:r>
             <w:r>
               <w:rPr>
@@ -903,7 +903,7 @@
                 <w:noProof/>
                 <w:webHidden/>
               </w:rPr>
-              <w:t>4</w:t>
+              <w:t>5</w:t>
             </w:r>
             <w:r>
               <w:rPr>
@@ -976,7 +976,7 @@
                 <w:noProof/>
                 <w:webHidden/>
               </w:rPr>
-              <w:t>5</w:t>
+              <w:t>6</w:t>
             </w:r>
             <w:r>
               <w:rPr>
@@ -1049,7 +1049,7 @@
                 <w:noProof/>
                 <w:webHidden/>
               </w:rPr>
-              <w:t>5</w:t>
+              <w:t>7</w:t>
             </w:r>
             <w:r>
               <w:rPr>
@@ -1122,7 +1122,7 @@
                 <w:noProof/>
                 <w:webHidden/>
               </w:rPr>
-              <w:t>6</w:t>
+              <w:t>7</w:t>
             </w:r>
             <w:r>
               <w:rPr>
@@ -1195,7 +1195,7 @@
                 <w:noProof/>
                 <w:webHidden/>
               </w:rPr>
-              <w:t>6</w:t>
+              <w:t>8</w:t>
             </w:r>
             <w:r>
               <w:rPr>
@@ -1268,7 +1268,7 @@
                 <w:noProof/>
                 <w:webHidden/>
               </w:rPr>
-              <w:t>6</w:t>
+              <w:t>8</w:t>
             </w:r>
             <w:r>
               <w:rPr>
@@ -1341,7 +1341,7 @@
                 <w:noProof/>
                 <w:webHidden/>
               </w:rPr>
-              <w:t>7</w:t>
+              <w:t>8</w:t>
             </w:r>
             <w:r>
               <w:rPr>
@@ -1414,7 +1414,7 @@
                 <w:noProof/>
                 <w:webHidden/>
               </w:rPr>
-              <w:t>7</w:t>
+              <w:t>9</w:t>
             </w:r>
             <w:r>
               <w:rPr>
@@ -1487,7 +1487,7 @@
                 <w:noProof/>
                 <w:webHidden/>
               </w:rPr>
-              <w:t>7</w:t>
+              <w:t>9</w:t>
             </w:r>
             <w:r>
               <w:rPr>
@@ -1560,7 +1560,7 @@
                 <w:noProof/>
                 <w:webHidden/>
               </w:rPr>
-              <w:t>8</w:t>
+              <w:t>10</w:t>
             </w:r>
             <w:r>
               <w:rPr>
@@ -1633,7 +1633,7 @@
                 <w:noProof/>
                 <w:webHidden/>
               </w:rPr>
-              <w:t>8</w:t>
+              <w:t>10</w:t>
             </w:r>
             <w:r>
               <w:rPr>
@@ -1706,7 +1706,7 @@
                 <w:noProof/>
                 <w:webHidden/>
               </w:rPr>
-              <w:t>8</w:t>
+              <w:t>11</w:t>
             </w:r>
             <w:r>
               <w:rPr>
@@ -1779,7 +1779,7 @@
                 <w:noProof/>
                 <w:webHidden/>
               </w:rPr>
-              <w:t>9</w:t>
+              <w:t>11</w:t>
             </w:r>
             <w:r>
               <w:rPr>
@@ -1852,7 +1852,7 @@
                 <w:noProof/>
                 <w:webHidden/>
               </w:rPr>
-              <w:t>9</w:t>
+              <w:t>11</w:t>
             </w:r>
             <w:r>
               <w:rPr>
@@ -1925,7 +1925,7 @@
                 <w:noProof/>
                 <w:webHidden/>
               </w:rPr>
-              <w:t>9</w:t>
+              <w:t>12</w:t>
             </w:r>
             <w:r>
               <w:rPr>
@@ -1998,7 +1998,7 @@
                 <w:noProof/>
                 <w:webHidden/>
               </w:rPr>
-              <w:t>9</w:t>
+              <w:t>12</w:t>
             </w:r>
             <w:r>
               <w:rPr>
@@ -2071,7 +2071,7 @@
                 <w:noProof/>
                 <w:webHidden/>
               </w:rPr>
-              <w:t>10</w:t>
+              <w:t>13</w:t>
             </w:r>
             <w:r>
               <w:rPr>
@@ -2144,7 +2144,7 @@
                 <w:noProof/>
                 <w:webHidden/>
               </w:rPr>
-              <w:t>10</w:t>
+              <w:t>13</w:t>
             </w:r>
             <w:r>
               <w:rPr>
@@ -2218,7 +2218,7 @@
                 <w:noProof/>
                 <w:webHidden/>
               </w:rPr>
-              <w:t>11</w:t>
+              <w:t>14</w:t>
             </w:r>
             <w:r>
               <w:rPr>
@@ -2292,7 +2292,7 @@
                 <w:noProof/>
                 <w:webHidden/>
               </w:rPr>
-              <w:t>11</w:t>
+              <w:t>14</w:t>
             </w:r>
             <w:r>
               <w:rPr>
@@ -13074,28 +13074,28 @@
 </file>
 
 <file path=customXml/item1.xml><?xml version="1.0" encoding="utf-8"?>
+<b:Sources xmlns:b="http://schemas.openxmlformats.org/officeDocument/2006/bibliography" xmlns="http://schemas.openxmlformats.org/officeDocument/2006/bibliography" SelectedStyle="\APASixthEditionOfficeOnline.xsl" StyleName="APA" Version="6"/>
+</file>
+
+<file path=customXml/item2.xml><?xml version="1.0" encoding="utf-8"?>
 <go:gDocsCustomXmlDataStorage xmlns:go="http://customooxmlschemas.google.com/" xmlns:r="http://schemas.openxmlformats.org/officeDocument/2006/relationships" uri="GoogleDocsCustomDataVersion2">
   <go:docsCustomData xmlns:go="http://customooxmlschemas.google.com/" roundtripDataSignature="AMtx7mgQVezvUBTdvsKAnz4K6MsQDud9Kw==">CgMxLjA4AHIhMUpTSEZLekRUeTFsZUNya0p1cHdyUjJyWUhud0toTG1t</go:docsCustomData>
 </go:gDocsCustomXmlDataStorage>
 </file>
 
-<file path=customXml/item2.xml><?xml version="1.0" encoding="utf-8"?>
-<b:Sources xmlns:b="http://schemas.openxmlformats.org/officeDocument/2006/bibliography" xmlns="http://schemas.openxmlformats.org/officeDocument/2006/bibliography" SelectedStyle="\APASixthEditionOfficeOnline.xsl" StyleName="APA" Version="6"/>
+<file path=customXml/itemProps1.xml><?xml version="1.0" encoding="utf-8"?>
+<ds:datastoreItem xmlns:ds="http://schemas.openxmlformats.org/officeDocument/2006/customXml" ds:itemID="{221D8216-5601-4676-894D-BBB9C1D4CB18}">
+  <ds:schemaRefs>
+    <ds:schemaRef ds:uri="http://schemas.openxmlformats.org/officeDocument/2006/bibliography"/>
+  </ds:schemaRefs>
+</ds:datastoreItem>
 </file>
 
-<file path=customXml/itemProps1.xml><?xml version="1.0" encoding="utf-8"?>
+<file path=customXml/itemProps2.xml><?xml version="1.0" encoding="utf-8"?>
 <ds:datastoreItem xmlns:ds="http://schemas.openxmlformats.org/officeDocument/2006/customXml" ds:itemID="{11111111-1234-1234-1234-123412341234}">
   <ds:schemaRefs>
     <ds:schemaRef ds:uri="http://customooxmlschemas.google.com/"/>
     <ds:schemaRef ds:uri="http://schemas.openxmlformats.org/officeDocument/2006/relationships"/>
   </ds:schemaRefs>
 </ds:datastoreItem>
-</file>
-
-<file path=customXml/itemProps2.xml><?xml version="1.0" encoding="utf-8"?>
-<ds:datastoreItem xmlns:ds="http://schemas.openxmlformats.org/officeDocument/2006/customXml" ds:itemID="{221D8216-5601-4676-894D-BBB9C1D4CB18}">
-  <ds:schemaRefs>
-    <ds:schemaRef ds:uri="http://schemas.openxmlformats.org/officeDocument/2006/bibliography"/>
-  </ds:schemaRefs>
-</ds:datastoreItem>
 </file>